--- a/assistant2/README.docx
+++ b/assistant2/README.docx
@@ -1498,9 +1498,6 @@
     <w:qFormat/>
     <w:rsid w:val="00FC693F"/>
     <w:pPr>
-      <w:pBdr>
-        <w:bottom w:val="single" w:sz="8" w:space="4" w:color="4F81BD" w:themeColor="accent1"/>
-      </w:pBdr>
       <w:spacing w:after="300" w:line="240" w:lineRule="auto"/>
       <w:contextualSpacing/>
     </w:pPr>
@@ -1985,9 +1982,6 @@
     <w:qFormat/>
     <w:rsid w:val="00FC693F"/>
     <w:pPr>
-      <w:pBdr>
-        <w:bottom w:val="single" w:sz="4" w:space="4" w:color="4F81BD" w:themeColor="accent1"/>
-      </w:pBdr>
       <w:spacing w:before="200" w:after="280"/>
       <w:ind w:left="936" w:right="936"/>
     </w:pPr>
